--- a/klagomål/A 19853-2022 FSC-klagomål.docx
+++ b/klagomål/A 19853-2022 FSC-klagomål.docx
@@ -785,7 +785,7 @@
     <w:r>
       <w:tab/>
       <w:tab/>
-      <w:t>2026-06-18</w:t>
+      <w:t>2026-06-19</w:t>
       <w:br/>
       <w:br/>
     </w:r>

--- a/klagomål/A 19853-2022 FSC-klagomål.docx
+++ b/klagomål/A 19853-2022 FSC-klagomål.docx
@@ -785,7 +785,7 @@
     <w:r>
       <w:tab/>
       <w:tab/>
-      <w:t>2026-06-19</w:t>
+      <w:t>2026-06-20</w:t>
       <w:br/>
       <w:br/>
     </w:r>

--- a/klagomål/A 19853-2022 FSC-klagomål.docx
+++ b/klagomål/A 19853-2022 FSC-klagomål.docx
@@ -168,38 +168,7 @@
     </w:p>
     <w:p>
       <w:r>
-        <w:t>Detta dokument behandlar höga naturvärden i avverkningsanmälan A 19853-2022 i Hallsbergs kommun som inkom 2022-05-15 och omfattar 1,6 ha.</w:t>
-      </w:r>
-    </w:p>
-    <w:p>
-      <w:r>
-        <w:t>Nedan presenteras fynd av naturvårdsarter och fridlysta arter som gjorts i det avverkningsanmälda området, samt relevanta utdrag ur standarderna för FSC, Chain of Custody, Controlled Wood och PEFC. I BILAGA 1 finns artfakta om fridlysta arter.</w:t>
-      </w:r>
-    </w:p>
-    <w:p>
-      <w:r>
-        <w:t>Vi förväntar oss att ni återkommer med ett skriftligt svar på vårt klagomål och även beskriver vilka korrigerande åtgärder ni satt in för att rätta till identifierade brister i er efterlevnad av den svenska FSC standarden.</w:t>
-      </w:r>
-    </w:p>
-    <w:p>
-      <w:pPr>
-        <w:pStyle w:val="Heading1"/>
-      </w:pPr>
-      <w:r>
-        <w:t>Naturvårdsarter</w:t>
-      </w:r>
-    </w:p>
-    <w:p>
-      <w:r>
-        <w:t>Inom 13 meter från avverkningsanmälan har följande 1 naturvårdsarter hittats: större vattensalamander (§4a). För fridlysta arter anges även paragrafen i Artskyddsförordningen som arten är fridlyst enligt.</w:t>
-      </w:r>
-    </w:p>
-    <w:p>
-      <w:r>
-        <w:t>De påträffade naturvårdsarterna är ett tydligt kvitto på att det rör sig om en skog med höga naturvärden.</w:t>
-      </w:r>
-      <w:r>
-        <w:t xml:space="preserve"> I Figur 1 visas fyndplatser för naturvårdsarter i området, som finns registrerade på Artportalen.</w:t>
+        <w:t>Detta klagomål behandlar höga naturvärden i avverkningsanmälan A 19853-2022 i Hallsbergs kommun som inkom 2022-05-15 och omfattar 1,6 ha.</w:t>
       </w:r>
     </w:p>
     <w:p>
@@ -247,20 +216,35 @@
         <w:spacing w:after="240"/>
       </w:pPr>
       <w:r>
-        <w:t>Figur 1. Fyndplatser för naturvårdsarter inom 13 meter från avverkningsanmälan (röd linje). Markörer utan svart kant är placerade på fyndplatsen. Markörer med svart kant är placerade vid sidan av fyndplatsen och har ett svart streck som visar fyndplatsens exakta position. Kartans mittpunktskoordinat är N 6538470, E 515430 i SWEREF 99 TM.</w:t>
+        <w:t>Figur 1. Fyndplatser för naturvårdsarter inom 13 meter från avverkningsanmälan. Markörer utan svart kant är placerade på fyndplatsen. Markörer med svart kant är placerade vid sidan av fyndplatsen har ett svart streck som visar fyndplatsens exakta position. Kartans mittpunktskoordinat är N 6538470, E 515430 i SWEREF 99 TM.</w:t>
+      </w:r>
+    </w:p>
+    <w:p>
+      <w:r>
+        <w:t>Inom 13 meter från avverkningsanmälan finns fynd av 1 naturvårdsarter, varav 1 är fridlyst: större vattensalamander (§4a). Se Figur 1.</w:t>
+      </w:r>
+    </w:p>
+    <w:p>
+      <w:r>
+        <w:t>Nedan presenteras relevanta utdrag ur standarderna för FSC, Chain of Custody, Controlled Wood och PEFC.</w:t>
+      </w:r>
+    </w:p>
+    <w:p>
+      <w:r>
+        <w:t>Vi förväntar oss att ni återkommer med ett skriftligt svar på vårt klagomål och även beskriver vilka korrigerande åtgärder ni satt in för att rätta till identifierade brister i er efterlevnad av den svenska FSC standarden.</w:t>
       </w:r>
     </w:p>
     <w:p>
       <w:pPr>
-        <w:pStyle w:val="Heading2"/>
+        <w:pStyle w:val="Heading1"/>
       </w:pPr>
       <w:r>
-        <w:t>Fridlysta arter</w:t>
+        <w:t>Naturvårdsarter och fridlysta arter</w:t>
       </w:r>
     </w:p>
     <w:p>
       <w:r>
-        <w:t>Följande fridlysta arter har sina livsmiljöer och växtplatser i den avverkningsanmälda skogen: större vattensalamander (§4a).</w:t>
+        <w:t>Nedan följer beskrivningar av de naturvårdsarter och fridlysta arter som har sina livsmiljöer och växtplatser i den avverkningsanmälda skogen. Se även ytterligare artfakta i BILAGA 1. De påträffade naturvårdsarterna är ett tydligt kvitto på att det rör sig om en skog med höga naturvärden.</w:t>
       </w:r>
     </w:p>
     <w:p>
@@ -272,11 +256,6 @@
       </w:r>
       <w:r>
         <w:t>är strikt skyddad enligt EU:s art- och habitatdirektiv vilket innebär att hela dess livsmiljö ska bevaras.  Med undantag från lekperioden lever den större vattensalamandern på land och i skogslandskapet hittar man den framför allt i äldre skog med stor strukturell variation och gott om död ved där djuren håller till under murkna trädstammar och stubbar, i smågnagargångar, under mossbeklädda stenar och i blockterräng. Vuxna salamandrar har konstaterats uppehålla sig inom 300 meter från lekvattnet och finska studier antyder att det behövs åtminstone ett hektar lämplig landmiljö nära lekvattnet. Avverkning invid lekvatten bör helt undvikas i skogsområden som bedöms kunna utgöra landhabitat för arten och skogsområdena bör säkras och skötas på ett för arten optimalt sätt genom att t.ex. minimera gallring och avverkning och låta andelen löv öka (SLU Artdatabanken, 2024; Skogsstyrelsen, 2016; Malmgren, 2007).</w:t>
-      </w:r>
-    </w:p>
-    <w:p>
-      <w:r>
-        <w:t>I BILAGA 1 finns mer detaljerad information om ekologi samt krav på livsmiljö hos fridlysta arter.</w:t>
       </w:r>
     </w:p>
     <w:p>
@@ -785,7 +764,7 @@
     <w:r>
       <w:tab/>
       <w:tab/>
-      <w:t>2026-06-20</w:t>
+      <w:t>2026-06-21</w:t>
       <w:br/>
       <w:br/>
     </w:r>

--- a/klagomål/A 19853-2022 FSC-klagomål.docx
+++ b/klagomål/A 19853-2022 FSC-klagomål.docx
@@ -764,7 +764,7 @@
     <w:r>
       <w:tab/>
       <w:tab/>
-      <w:t>2026-06-21</w:t>
+      <w:t>2026-06-22</w:t>
       <w:br/>
       <w:br/>
     </w:r>

--- a/klagomål/A 19853-2022 FSC-klagomål.docx
+++ b/klagomål/A 19853-2022 FSC-klagomål.docx
@@ -764,7 +764,7 @@
     <w:r>
       <w:tab/>
       <w:tab/>
-      <w:t>2026-06-22</w:t>
+      <w:t>2026-06-23</w:t>
       <w:br/>
       <w:br/>
     </w:r>

--- a/klagomål/A 19853-2022 FSC-klagomål.docx
+++ b/klagomål/A 19853-2022 FSC-klagomål.docx
@@ -764,7 +764,7 @@
     <w:r>
       <w:tab/>
       <w:tab/>
-      <w:t>2026-06-23</w:t>
+      <w:t>2026-06-24</w:t>
       <w:br/>
       <w:br/>
     </w:r>

--- a/klagomål/A 19853-2022 FSC-klagomål.docx
+++ b/klagomål/A 19853-2022 FSC-klagomål.docx
@@ -764,7 +764,7 @@
     <w:r>
       <w:tab/>
       <w:tab/>
-      <w:t>2026-06-24</w:t>
+      <w:t>2026-06-25</w:t>
       <w:br/>
       <w:br/>
     </w:r>

--- a/klagomål/A 19853-2022 FSC-klagomål.docx
+++ b/klagomål/A 19853-2022 FSC-klagomål.docx
@@ -764,7 +764,7 @@
     <w:r>
       <w:tab/>
       <w:tab/>
-      <w:t>2026-06-25</w:t>
+      <w:t>2026-06-26</w:t>
       <w:br/>
       <w:br/>
     </w:r>

--- a/klagomål/A 19853-2022 FSC-klagomål.docx
+++ b/klagomål/A 19853-2022 FSC-klagomål.docx
@@ -764,7 +764,7 @@
     <w:r>
       <w:tab/>
       <w:tab/>
-      <w:t>2026-06-26</w:t>
+      <w:t>2026-06-27</w:t>
       <w:br/>
       <w:br/>
     </w:r>

--- a/klagomål/A 19853-2022 FSC-klagomål.docx
+++ b/klagomål/A 19853-2022 FSC-klagomål.docx
@@ -764,7 +764,7 @@
     <w:r>
       <w:tab/>
       <w:tab/>
-      <w:t>2026-06-27</w:t>
+      <w:t>2026-06-28</w:t>
       <w:br/>
       <w:br/>
     </w:r>

--- a/klagomål/A 19853-2022 FSC-klagomål.docx
+++ b/klagomål/A 19853-2022 FSC-klagomål.docx
@@ -764,7 +764,7 @@
     <w:r>
       <w:tab/>
       <w:tab/>
-      <w:t>2026-06-28</w:t>
+      <w:t>2026-06-29</w:t>
       <w:br/>
       <w:br/>
     </w:r>

--- a/klagomål/A 19853-2022 FSC-klagomål.docx
+++ b/klagomål/A 19853-2022 FSC-klagomål.docx
@@ -764,7 +764,7 @@
     <w:r>
       <w:tab/>
       <w:tab/>
-      <w:t>2026-06-29</w:t>
+      <w:t>2026-06-30</w:t>
       <w:br/>
       <w:br/>
     </w:r>

--- a/klagomål/A 19853-2022 FSC-klagomål.docx
+++ b/klagomål/A 19853-2022 FSC-klagomål.docx
@@ -764,7 +764,7 @@
     <w:r>
       <w:tab/>
       <w:tab/>
-      <w:t>2026-06-30</w:t>
+      <w:t>2026-07-01</w:t>
       <w:br/>
       <w:br/>
     </w:r>

--- a/klagomål/A 19853-2022 FSC-klagomål.docx
+++ b/klagomål/A 19853-2022 FSC-klagomål.docx
@@ -764,7 +764,7 @@
     <w:r>
       <w:tab/>
       <w:tab/>
-      <w:t>2026-07-01</w:t>
+      <w:t>2026-07-02</w:t>
       <w:br/>
       <w:br/>
     </w:r>

--- a/klagomål/A 19853-2022 FSC-klagomål.docx
+++ b/klagomål/A 19853-2022 FSC-klagomål.docx
@@ -764,7 +764,7 @@
     <w:r>
       <w:tab/>
       <w:tab/>
-      <w:t>2026-07-13</w:t>
+      <w:t>2026-07-14</w:t>
       <w:br/>
       <w:br/>
     </w:r>

--- a/klagomål/A 19853-2022 FSC-klagomål.docx
+++ b/klagomål/A 19853-2022 FSC-klagomål.docx
@@ -764,7 +764,7 @@
     <w:r>
       <w:tab/>
       <w:tab/>
-      <w:t>2026-07-14</w:t>
+      <w:t>2026-07-15</w:t>
       <w:br/>
       <w:br/>
     </w:r>

--- a/klagomål/A 19853-2022 FSC-klagomål.docx
+++ b/klagomål/A 19853-2022 FSC-klagomål.docx
@@ -764,7 +764,7 @@
     <w:r>
       <w:tab/>
       <w:tab/>
-      <w:t>2026-07-15</w:t>
+      <w:t>2026-07-16</w:t>
       <w:br/>
       <w:br/>
     </w:r>

--- a/klagomål/A 19853-2022 FSC-klagomål.docx
+++ b/klagomål/A 19853-2022 FSC-klagomål.docx
@@ -764,7 +764,7 @@
     <w:r>
       <w:tab/>
       <w:tab/>
-      <w:t>2026-07-16</w:t>
+      <w:t>2026-07-17</w:t>
       <w:br/>
       <w:br/>
     </w:r>

--- a/klagomål/A 19853-2022 FSC-klagomål.docx
+++ b/klagomål/A 19853-2022 FSC-klagomål.docx
@@ -764,7 +764,7 @@
     <w:r>
       <w:tab/>
       <w:tab/>
-      <w:t>2026-07-17</w:t>
+      <w:t>2026-07-18</w:t>
       <w:br/>
       <w:br/>
     </w:r>

--- a/klagomål/A 19853-2022 FSC-klagomål.docx
+++ b/klagomål/A 19853-2022 FSC-klagomål.docx
@@ -764,7 +764,7 @@
     <w:r>
       <w:tab/>
       <w:tab/>
-      <w:t>2026-07-18</w:t>
+      <w:t>2026-07-19</w:t>
       <w:br/>
       <w:br/>
     </w:r>

--- a/klagomål/A 19853-2022 FSC-klagomål.docx
+++ b/klagomål/A 19853-2022 FSC-klagomål.docx
@@ -764,7 +764,7 @@
     <w:r>
       <w:tab/>
       <w:tab/>
-      <w:t>2026-07-19</w:t>
+      <w:t>2026-07-20</w:t>
       <w:br/>
       <w:br/>
     </w:r>

--- a/klagomål/A 19853-2022 FSC-klagomål.docx
+++ b/klagomål/A 19853-2022 FSC-klagomål.docx
@@ -764,7 +764,7 @@
     <w:r>
       <w:tab/>
       <w:tab/>
-      <w:t>2026-07-20</w:t>
+      <w:t>2026-07-21</w:t>
       <w:br/>
       <w:br/>
     </w:r>

--- a/klagomål/A 19853-2022 FSC-klagomål.docx
+++ b/klagomål/A 19853-2022 FSC-klagomål.docx
@@ -764,7 +764,7 @@
     <w:r>
       <w:tab/>
       <w:tab/>
-      <w:t>2026-07-21</w:t>
+      <w:t>2026-07-22</w:t>
       <w:br/>
       <w:br/>
     </w:r>

--- a/klagomål/A 19853-2022 FSC-klagomål.docx
+++ b/klagomål/A 19853-2022 FSC-klagomål.docx
@@ -764,7 +764,7 @@
     <w:r>
       <w:tab/>
       <w:tab/>
-      <w:t>2026-07-22</w:t>
+      <w:t>2026-07-23</w:t>
       <w:br/>
       <w:br/>
     </w:r>

--- a/klagomål/A 19853-2022 FSC-klagomål.docx
+++ b/klagomål/A 19853-2022 FSC-klagomål.docx
@@ -764,7 +764,7 @@
     <w:r>
       <w:tab/>
       <w:tab/>
-      <w:t>2026-07-23</w:t>
+      <w:t>2026-07-24</w:t>
       <w:br/>
       <w:br/>
     </w:r>

--- a/klagomål/A 19853-2022 FSC-klagomål.docx
+++ b/klagomål/A 19853-2022 FSC-klagomål.docx
@@ -764,7 +764,7 @@
     <w:r>
       <w:tab/>
       <w:tab/>
-      <w:t>2026-07-24</w:t>
+      <w:t>2026-07-25</w:t>
       <w:br/>
       <w:br/>
     </w:r>

--- a/klagomål/A 19853-2022 FSC-klagomål.docx
+++ b/klagomål/A 19853-2022 FSC-klagomål.docx
@@ -764,7 +764,7 @@
     <w:r>
       <w:tab/>
       <w:tab/>
-      <w:t>2026-07-25</w:t>
+      <w:t>2026-07-26</w:t>
       <w:br/>
       <w:br/>
     </w:r>

--- a/klagomål/A 19853-2022 FSC-klagomål.docx
+++ b/klagomål/A 19853-2022 FSC-klagomål.docx
@@ -764,7 +764,7 @@
     <w:r>
       <w:tab/>
       <w:tab/>
-      <w:t>2026-07-26</w:t>
+      <w:t>2026-07-27</w:t>
       <w:br/>
       <w:br/>
     </w:r>

--- a/klagomål/A 19853-2022 FSC-klagomål.docx
+++ b/klagomål/A 19853-2022 FSC-klagomål.docx
@@ -764,7 +764,7 @@
     <w:r>
       <w:tab/>
       <w:tab/>
-      <w:t>2026-07-27</w:t>
+      <w:t>2026-07-28</w:t>
       <w:br/>
       <w:br/>
     </w:r>

--- a/klagomål/A 19853-2022 FSC-klagomål.docx
+++ b/klagomål/A 19853-2022 FSC-klagomål.docx
@@ -764,7 +764,7 @@
     <w:r>
       <w:tab/>
       <w:tab/>
-      <w:t>2026-07-28</w:t>
+      <w:t>2026-07-29</w:t>
       <w:br/>
       <w:br/>
     </w:r>

--- a/klagomål/A 19853-2022 FSC-klagomål.docx
+++ b/klagomål/A 19853-2022 FSC-klagomål.docx
@@ -764,7 +764,7 @@
     <w:r>
       <w:tab/>
       <w:tab/>
-      <w:t>2026-07-29</w:t>
+      <w:t>2026-07-30</w:t>
       <w:br/>
       <w:br/>
     </w:r>

--- a/klagomål/A 19853-2022 FSC-klagomål.docx
+++ b/klagomål/A 19853-2022 FSC-klagomål.docx
@@ -764,7 +764,7 @@
     <w:r>
       <w:tab/>
       <w:tab/>
-      <w:t>2026-07-30</w:t>
+      <w:t>2026-07-31</w:t>
       <w:br/>
       <w:br/>
     </w:r>

--- a/klagomål/A 19853-2022 FSC-klagomål.docx
+++ b/klagomål/A 19853-2022 FSC-klagomål.docx
@@ -764,7 +764,7 @@
     <w:r>
       <w:tab/>
       <w:tab/>
-      <w:t>2026-07-31</w:t>
+      <w:t>2026-08-01</w:t>
       <w:br/>
       <w:br/>
     </w:r>

--- a/klagomål/A 19853-2022 FSC-klagomål.docx
+++ b/klagomål/A 19853-2022 FSC-klagomål.docx
@@ -764,7 +764,7 @@
     <w:r>
       <w:tab/>
       <w:tab/>
-      <w:t>2026-08-01</w:t>
+      <w:t>2026-08-02</w:t>
       <w:br/>
       <w:br/>
     </w:r>

--- a/klagomål/A 19853-2022 FSC-klagomål.docx
+++ b/klagomål/A 19853-2022 FSC-klagomål.docx
@@ -764,7 +764,7 @@
     <w:r>
       <w:tab/>
       <w:tab/>
-      <w:t>2026-08-02</w:t>
+      <w:t>2026-08-03</w:t>
       <w:br/>
       <w:br/>
     </w:r>

--- a/klagomål/A 19853-2022 FSC-klagomål.docx
+++ b/klagomål/A 19853-2022 FSC-klagomål.docx
@@ -764,7 +764,7 @@
     <w:r>
       <w:tab/>
       <w:tab/>
-      <w:t>2026-08-03</w:t>
+      <w:t>2026-08-05</w:t>
       <w:br/>
       <w:br/>
     </w:r>

--- a/klagomål/A 19853-2022 FSC-klagomål.docx
+++ b/klagomål/A 19853-2022 FSC-klagomål.docx
@@ -764,7 +764,7 @@
     <w:r>
       <w:tab/>
       <w:tab/>
-      <w:t>2026-08-05</w:t>
+      <w:t>2026-08-07</w:t>
       <w:br/>
       <w:br/>
     </w:r>

--- a/klagomål/A 19853-2022 FSC-klagomål.docx
+++ b/klagomål/A 19853-2022 FSC-klagomål.docx
@@ -764,7 +764,7 @@
     <w:r>
       <w:tab/>
       <w:tab/>
-      <w:t>2026-08-07</w:t>
+      <w:t>2026-08-08</w:t>
       <w:br/>
       <w:br/>
     </w:r>

--- a/klagomål/A 19853-2022 FSC-klagomål.docx
+++ b/klagomål/A 19853-2022 FSC-klagomål.docx
@@ -216,7 +216,7 @@
         <w:spacing w:after="240"/>
       </w:pPr>
       <w:r>
-        <w:t>Figur 1. Fyndplatser för naturvårdsarter inom 13 meter från avverkningsanmälan. Markörer utan svart kant är placerade på fyndplatsen. Markörer med svart kant är placerade vid sidan av fyndplatsen har ett svart streck som visar fyndplatsens exakta position. Kartans mittpunktskoordinat är N 6538470, E 515430 i SWEREF 99 TM.</w:t>
+        <w:t>Figur 1. Fyndplatser för naturvårdsarter inom 13 meter från avverkningsanmälan. Markörer utan svart kant är placerade på fyndplatsen. Markörer med svart kant är placerade vid sidan av fyndplatsen och har ett svart streck som visar fyndplatsens exakta position. Kartans mittpunktskoordinat är N 6538470, E 515430 i SWEREF 99 TM.</w:t>
       </w:r>
     </w:p>
     <w:p>
@@ -764,7 +764,7 @@
     <w:r>
       <w:tab/>
       <w:tab/>
-      <w:t>2026-08-14</w:t>
+      <w:t>2026-08-15</w:t>
       <w:br/>
       <w:br/>
     </w:r>

--- a/klagomål/A 19853-2022 FSC-klagomål.docx
+++ b/klagomål/A 19853-2022 FSC-klagomål.docx
@@ -764,7 +764,7 @@
     <w:r>
       <w:tab/>
       <w:tab/>
-      <w:t>2026-08-15</w:t>
+      <w:t>2026-08-16</w:t>
       <w:br/>
       <w:br/>
     </w:r>

--- a/klagomål/A 19853-2022 FSC-klagomål.docx
+++ b/klagomål/A 19853-2022 FSC-klagomål.docx
@@ -764,7 +764,7 @@
     <w:r>
       <w:tab/>
       <w:tab/>
-      <w:t>2026-08-16</w:t>
+      <w:t>2026-08-17</w:t>
       <w:br/>
       <w:br/>
     </w:r>

--- a/klagomål/A 19853-2022 FSC-klagomål.docx
+++ b/klagomål/A 19853-2022 FSC-klagomål.docx
@@ -764,7 +764,7 @@
     <w:r>
       <w:tab/>
       <w:tab/>
-      <w:t>2026-08-17</w:t>
+      <w:t>2026-08-18</w:t>
       <w:br/>
       <w:br/>
     </w:r>

--- a/klagomål/A 19853-2022 FSC-klagomål.docx
+++ b/klagomål/A 19853-2022 FSC-klagomål.docx
@@ -764,7 +764,7 @@
     <w:r>
       <w:tab/>
       <w:tab/>
-      <w:t>2026-08-18</w:t>
+      <w:t>2026-08-19</w:t>
       <w:br/>
       <w:br/>
     </w:r>

--- a/klagomål/A 19853-2022 FSC-klagomål.docx
+++ b/klagomål/A 19853-2022 FSC-klagomål.docx
@@ -764,7 +764,7 @@
     <w:r>
       <w:tab/>
       <w:tab/>
-      <w:t>2026-08-19</w:t>
+      <w:t>2026-08-20</w:t>
       <w:br/>
       <w:br/>
     </w:r>

--- a/klagomål/A 19853-2022 FSC-klagomål.docx
+++ b/klagomål/A 19853-2022 FSC-klagomål.docx
@@ -764,7 +764,7 @@
     <w:r>
       <w:tab/>
       <w:tab/>
-      <w:t>2026-08-20</w:t>
+      <w:t>2026-08-21</w:t>
       <w:br/>
       <w:br/>
     </w:r>

--- a/klagomål/A 19853-2022 FSC-klagomål.docx
+++ b/klagomål/A 19853-2022 FSC-klagomål.docx
@@ -764,7 +764,7 @@
     <w:r>
       <w:tab/>
       <w:tab/>
-      <w:t>2026-08-21</w:t>
+      <w:t>2026-08-22</w:t>
       <w:br/>
       <w:br/>
     </w:r>

--- a/klagomål/A 19853-2022 FSC-klagomål.docx
+++ b/klagomål/A 19853-2022 FSC-klagomål.docx
@@ -764,7 +764,7 @@
     <w:r>
       <w:tab/>
       <w:tab/>
-      <w:t>2026-08-22</w:t>
+      <w:t>2026-08-23</w:t>
       <w:br/>
       <w:br/>
     </w:r>

--- a/klagomål/A 19853-2022 FSC-klagomål.docx
+++ b/klagomål/A 19853-2022 FSC-klagomål.docx
@@ -764,7 +764,7 @@
     <w:r>
       <w:tab/>
       <w:tab/>
-      <w:t>2026-08-23</w:t>
+      <w:t>2026-08-24</w:t>
       <w:br/>
       <w:br/>
     </w:r>

--- a/klagomål/A 19853-2022 FSC-klagomål.docx
+++ b/klagomål/A 19853-2022 FSC-klagomål.docx
@@ -764,7 +764,7 @@
     <w:r>
       <w:tab/>
       <w:tab/>
-      <w:t>2026-08-24</w:t>
+      <w:t>2026-08-25</w:t>
       <w:br/>
       <w:br/>
     </w:r>

--- a/klagomål/A 19853-2022 FSC-klagomål.docx
+++ b/klagomål/A 19853-2022 FSC-klagomål.docx
@@ -764,7 +764,7 @@
     <w:r>
       <w:tab/>
       <w:tab/>
-      <w:t>2026-08-25</w:t>
+      <w:t>2026-08-26</w:t>
       <w:br/>
       <w:br/>
     </w:r>

--- a/klagomål/A 19853-2022 FSC-klagomål.docx
+++ b/klagomål/A 19853-2022 FSC-klagomål.docx
@@ -764,7 +764,7 @@
     <w:r>
       <w:tab/>
       <w:tab/>
-      <w:t>2026-08-26</w:t>
+      <w:t>2026-08-27</w:t>
       <w:br/>
       <w:br/>
     </w:r>

--- a/klagomål/A 19853-2022 FSC-klagomål.docx
+++ b/klagomål/A 19853-2022 FSC-klagomål.docx
@@ -764,7 +764,7 @@
     <w:r>
       <w:tab/>
       <w:tab/>
-      <w:t>2026-08-27</w:t>
+      <w:t>2026-08-28</w:t>
       <w:br/>
       <w:br/>
     </w:r>

--- a/klagomål/A 19853-2022 FSC-klagomål.docx
+++ b/klagomål/A 19853-2022 FSC-klagomål.docx
@@ -764,7 +764,7 @@
     <w:r>
       <w:tab/>
       <w:tab/>
-      <w:t>2026-08-28</w:t>
+      <w:t>2026-08-29</w:t>
       <w:br/>
       <w:br/>
     </w:r>

--- a/klagomål/A 19853-2022 FSC-klagomål.docx
+++ b/klagomål/A 19853-2022 FSC-klagomål.docx
@@ -764,7 +764,7 @@
     <w:r>
       <w:tab/>
       <w:tab/>
-      <w:t>2026-08-29</w:t>
+      <w:t>2026-08-31</w:t>
       <w:br/>
       <w:br/>
     </w:r>

--- a/klagomål/A 19853-2022 FSC-klagomål.docx
+++ b/klagomål/A 19853-2022 FSC-klagomål.docx
@@ -764,7 +764,7 @@
     <w:r>
       <w:tab/>
       <w:tab/>
-      <w:t>2026-08-31</w:t>
+      <w:t>2026-09-01</w:t>
       <w:br/>
       <w:br/>
     </w:r>

--- a/klagomål/A 19853-2022 FSC-klagomål.docx
+++ b/klagomål/A 19853-2022 FSC-klagomål.docx
@@ -764,7 +764,7 @@
     <w:r>
       <w:tab/>
       <w:tab/>
-      <w:t>2026-09-01</w:t>
+      <w:t>2026-09-02</w:t>
       <w:br/>
       <w:br/>
     </w:r>

--- a/klagomål/A 19853-2022 FSC-klagomål.docx
+++ b/klagomål/A 19853-2022 FSC-klagomål.docx
@@ -764,7 +764,7 @@
     <w:r>
       <w:tab/>
       <w:tab/>
-      <w:t>2026-09-02</w:t>
+      <w:t>2026-09-03</w:t>
       <w:br/>
       <w:br/>
     </w:r>

--- a/klagomål/A 19853-2022 FSC-klagomål.docx
+++ b/klagomål/A 19853-2022 FSC-klagomål.docx
@@ -764,7 +764,7 @@
     <w:r>
       <w:tab/>
       <w:tab/>
-      <w:t>2026-09-03</w:t>
+      <w:t>2026-09-04</w:t>
       <w:br/>
       <w:br/>
     </w:r>

--- a/klagomål/A 19853-2022 FSC-klagomål.docx
+++ b/klagomål/A 19853-2022 FSC-klagomål.docx
@@ -764,7 +764,7 @@
     <w:r>
       <w:tab/>
       <w:tab/>
-      <w:t>2026-09-04</w:t>
+      <w:t>2026-09-05</w:t>
       <w:br/>
       <w:br/>
     </w:r>

--- a/klagomål/A 19853-2022 FSC-klagomål.docx
+++ b/klagomål/A 19853-2022 FSC-klagomål.docx
@@ -764,7 +764,7 @@
     <w:r>
       <w:tab/>
       <w:tab/>
-      <w:t>2026-09-05</w:t>
+      <w:t>2026-09-06</w:t>
       <w:br/>
       <w:br/>
     </w:r>

--- a/klagomål/A 19853-2022 FSC-klagomål.docx
+++ b/klagomål/A 19853-2022 FSC-klagomål.docx
@@ -764,7 +764,7 @@
     <w:r>
       <w:tab/>
       <w:tab/>
-      <w:t>2026-09-06</w:t>
+      <w:t>2026-09-07</w:t>
       <w:br/>
       <w:br/>
     </w:r>

--- a/klagomål/A 19853-2022 FSC-klagomål.docx
+++ b/klagomål/A 19853-2022 FSC-klagomål.docx
@@ -764,7 +764,7 @@
     <w:r>
       <w:tab/>
       <w:tab/>
-      <w:t>2026-09-07</w:t>
+      <w:t>2026-09-08</w:t>
       <w:br/>
       <w:br/>
     </w:r>

--- a/klagomål/A 19853-2022 FSC-klagomål.docx
+++ b/klagomål/A 19853-2022 FSC-klagomål.docx
@@ -764,7 +764,7 @@
     <w:r>
       <w:tab/>
       <w:tab/>
-      <w:t>2026-09-08</w:t>
+      <w:t>2026-09-09</w:t>
       <w:br/>
       <w:br/>
     </w:r>

--- a/klagomål/A 19853-2022 FSC-klagomål.docx
+++ b/klagomål/A 19853-2022 FSC-klagomål.docx
@@ -764,7 +764,7 @@
     <w:r>
       <w:tab/>
       <w:tab/>
-      <w:t>2026-09-09</w:t>
+      <w:t>2026-09-10</w:t>
       <w:br/>
       <w:br/>
     </w:r>

--- a/klagomål/A 19853-2022 FSC-klagomål.docx
+++ b/klagomål/A 19853-2022 FSC-klagomål.docx
@@ -764,7 +764,7 @@
     <w:r>
       <w:tab/>
       <w:tab/>
-      <w:t>2026-09-10</w:t>
+      <w:t>2026-09-11</w:t>
       <w:br/>
       <w:br/>
     </w:r>

--- a/klagomål/A 19853-2022 FSC-klagomål.docx
+++ b/klagomål/A 19853-2022 FSC-klagomål.docx
@@ -764,7 +764,7 @@
     <w:r>
       <w:tab/>
       <w:tab/>
-      <w:t>2026-09-11</w:t>
+      <w:t>2026-09-12</w:t>
       <w:br/>
       <w:br/>
     </w:r>
